--- a/DOC/KH/NF-DOC-002_របាយការណ៍ប្រព័ន្ធ_KH.docx
+++ b/DOC/KH/NF-DOC-002_របាយការណ៍ប្រព័ន្ធ_KH.docx
@@ -1107,7 +1107,7 @@
                 <w:color w:val="0B1F2E"/>
                 <w:sz w:val="19"/>
               </w:rPr>
-              <w:t>អ៊ីមែល + ពាក្យសម្ងាត់ជាមួយ bcrypt</w:t>
+              <w:t>អ៊ីមែល + ពាក្យសម្ងាត់ជាមួយ bcrypt — រារាំងរហូតដល់អ៊ីមែលត្រូវបានផ្ទៀងផ្ទាត់</w:t>
             </w:r>
           </w:p>
         </w:tc>
@@ -1137,6 +1137,65 @@
                 <w:color w:val="0B1F2E"/>
                 <w:sz w:val="19"/>
               </w:rPr>
+              <w:t>ការផ្ទៀងផ្ទាត់អ៊ីមែល</w:t>
+            </w:r>
+          </w:p>
+        </w:tc>
+        <w:tc>
+          <w:tcPr>
+            <w:tcW w:type="dxa" w:w="6336"/>
+            <w:tcMar>
+              <w:top w:w="80" w:type="dxa"/>
+              <w:start w:w="120" w:type="dxa"/>
+              <w:bottom w:w="80" w:type="dxa"/>
+              <w:end w:w="120" w:type="dxa"/>
+            </w:tcMar>
+            <w:vAlign w:val="center"/>
+          </w:tcPr>
+          <w:p>
+            <w:pPr>
+              <w:spacing w:after="20"/>
+            </w:pPr>
+            <w:r/>
+            <w:r>
+              <w:rPr>
+                <w:rFonts w:ascii="Khmer OS Siemreap" w:hAnsi="Khmer OS Siemreap" w:cs="Khmer OS Siemreap"/>
+                <w:b w:val="0"/>
+                <w:i w:val="0"/>
+                <w:color w:val="0B1F2E"/>
+                <w:sz w:val="19"/>
+              </w:rPr>
+              <w:t>គណនីថ្មីមិនអាចចូលបានទេរហូតដល់ OTP តាមអ៊ីមែលត្រូវបានផ្ទៀងផ្ទាត់</w:t>
+            </w:r>
+          </w:p>
+        </w:tc>
+      </w:tr>
+      <w:tr>
+        <w:tc>
+          <w:tcPr>
+            <w:tcW w:type="dxa" w:w="2880"/>
+            <w:shd w:val="clear" w:fill="F4F8FA"/>
+            <w:tcMar>
+              <w:top w:w="80" w:type="dxa"/>
+              <w:start w:w="120" w:type="dxa"/>
+              <w:bottom w:w="80" w:type="dxa"/>
+              <w:end w:w="120" w:type="dxa"/>
+            </w:tcMar>
+            <w:vAlign w:val="center"/>
+          </w:tcPr>
+          <w:p>
+            <w:pPr>
+              <w:spacing w:after="20"/>
+            </w:pPr>
+            <w:r/>
+            <w:r>
+              <w:rPr>
+                <w:rFonts w:ascii="Khmer OS Siemreap" w:hAnsi="Khmer OS Siemreap" w:cs="Khmer OS Siemreap"/>
+                <w:b w:val="0"/>
+                <w:i w:val="0"/>
+                <w:color w:val="0B1F2E"/>
+                <w:sz w:val="19"/>
+              </w:rPr>
               <w:t>ការសង្គ្រោះពាក្យសម្ងាត់</w:t>
             </w:r>
           </w:p>
@@ -1144,6 +1203,7 @@
         <w:tc>
           <w:tcPr>
             <w:tcW w:type="dxa" w:w="6336"/>
+            <w:shd w:val="clear" w:fill="F4F8FA"/>
             <w:tcMar>
               <w:top w:w="80" w:type="dxa"/>
               <w:start w:w="120" w:type="dxa"/>
@@ -1174,7 +1234,6 @@
         <w:tc>
           <w:tcPr>
             <w:tcW w:type="dxa" w:w="2880"/>
-            <w:shd w:val="clear" w:fill="F4F8FA"/>
             <w:tcMar>
               <w:top w:w="80" w:type="dxa"/>
               <w:start w:w="120" w:type="dxa"/>
@@ -1203,7 +1262,6 @@
         <w:tc>
           <w:tcPr>
             <w:tcW w:type="dxa" w:w="6336"/>
-            <w:shd w:val="clear" w:fill="F4F8FA"/>
             <w:tcMar>
               <w:top w:w="80" w:type="dxa"/>
               <w:start w:w="120" w:type="dxa"/>
@@ -1309,6 +1367,23 @@
           <w:sz w:val="21"/>
         </w:rPr>
         <w:t>ABA PayWay API អនុញ្ញាតឱ្យមានការផ្ទៀងផ្ទាត់ការទូទាត់តាមរយៈ webhook។</w:t>
+      </w:r>
+    </w:p>
+    <w:p>
+      <w:pPr>
+        <w:pStyle w:val="ListBullet"/>
+        <w:spacing w:after="60"/>
+        <w:ind w:left="432"/>
+      </w:pPr>
+      <w:r>
+        <w:rPr>
+          <w:rFonts w:ascii="Khmer OS Siemreap" w:hAnsi="Khmer OS Siemreap" w:cs="Khmer OS Siemreap"/>
+          <w:b w:val="0"/>
+          <w:i w:val="0"/>
+          <w:color w:val="0B1F2E"/>
+          <w:sz w:val="21"/>
+        </w:rPr>
+        <w:t>ការទូទាត់ដែលបានអនុម័តត្រូវបានរក្សាទុកក្នុងបញ្ជី ledger និងផ្ញើការជូនដំណឹង Telegram</w:t>
       </w:r>
     </w:p>
     <w:p>
@@ -1515,7 +1590,7 @@
                 <w:color w:val="0B1F2E"/>
                 <w:sz w:val="19"/>
               </w:rPr>
-              <w:t>ភ្ជាប់គណនី Telegram</w:t>
+              <w:t>ភ្ជាប់គណនី Telegram — ផ្ញើកូដទៅអ៊ីមែល</w:t>
             </w:r>
           </w:p>
         </w:tc>
@@ -1545,6 +1620,65 @@
                 <w:color w:val="0B1F2E"/>
                 <w:sz w:val="19"/>
               </w:rPr>
+              <w:t>/confirm &lt;code&gt;</w:t>
+            </w:r>
+          </w:p>
+        </w:tc>
+        <w:tc>
+          <w:tcPr>
+            <w:tcW w:type="dxa" w:w="6048"/>
+            <w:tcMar>
+              <w:top w:w="80" w:type="dxa"/>
+              <w:start w:w="120" w:type="dxa"/>
+              <w:bottom w:w="80" w:type="dxa"/>
+              <w:end w:w="120" w:type="dxa"/>
+            </w:tcMar>
+            <w:vAlign w:val="center"/>
+          </w:tcPr>
+          <w:p>
+            <w:pPr>
+              <w:spacing w:after="20"/>
+            </w:pPr>
+            <w:r/>
+            <w:r>
+              <w:rPr>
+                <w:rFonts w:ascii="Khmer OS Siemreap" w:hAnsi="Khmer OS Siemreap" w:cs="Khmer OS Siemreap"/>
+                <w:b w:val="0"/>
+                <w:i w:val="0"/>
+                <w:color w:val="0B1F2E"/>
+                <w:sz w:val="19"/>
+              </w:rPr>
+              <w:t>បញ្ចប់ការភ្ជាប់ជាមួយកូដដែលបានផ្ញើ</w:t>
+            </w:r>
+          </w:p>
+        </w:tc>
+      </w:tr>
+      <w:tr>
+        <w:tc>
+          <w:tcPr>
+            <w:tcW w:type="dxa" w:w="3168"/>
+            <w:shd w:val="clear" w:fill="F4F8FA"/>
+            <w:tcMar>
+              <w:top w:w="80" w:type="dxa"/>
+              <w:start w:w="120" w:type="dxa"/>
+              <w:bottom w:w="80" w:type="dxa"/>
+              <w:end w:w="120" w:type="dxa"/>
+            </w:tcMar>
+            <w:vAlign w:val="center"/>
+          </w:tcPr>
+          <w:p>
+            <w:pPr>
+              <w:spacing w:after="20"/>
+            </w:pPr>
+            <w:r/>
+            <w:r>
+              <w:rPr>
+                <w:rFonts w:ascii="Khmer OS Siemreap" w:hAnsi="Khmer OS Siemreap" w:cs="Khmer OS Siemreap"/>
+                <w:b w:val="0"/>
+                <w:i w:val="0"/>
+                <w:color w:val="0B1F2E"/>
+                <w:sz w:val="19"/>
+              </w:rPr>
               <w:t>/unlink</w:t>
             </w:r>
           </w:p>
@@ -1552,6 +1686,7 @@
         <w:tc>
           <w:tcPr>
             <w:tcW w:type="dxa" w:w="6048"/>
+            <w:shd w:val="clear" w:fill="F4F8FA"/>
             <w:tcMar>
               <w:top w:w="80" w:type="dxa"/>
               <w:start w:w="120" w:type="dxa"/>
@@ -1582,7 +1717,6 @@
         <w:tc>
           <w:tcPr>
             <w:tcW w:type="dxa" w:w="3168"/>
-            <w:shd w:val="clear" w:fill="F4F8FA"/>
             <w:tcMar>
               <w:top w:w="80" w:type="dxa"/>
               <w:start w:w="120" w:type="dxa"/>
@@ -1611,7 +1745,6 @@
         <w:tc>
           <w:tcPr>
             <w:tcW w:type="dxa" w:w="6048"/>
-            <w:shd w:val="clear" w:fill="F4F8FA"/>
             <w:tcMar>
               <w:top w:w="80" w:type="dxa"/>
               <w:start w:w="120" w:type="dxa"/>
@@ -1642,6 +1775,7 @@
         <w:tc>
           <w:tcPr>
             <w:tcW w:type="dxa" w:w="3168"/>
+            <w:shd w:val="clear" w:fill="F4F8FA"/>
             <w:tcMar>
               <w:top w:w="80" w:type="dxa"/>
               <w:start w:w="120" w:type="dxa"/>
@@ -1670,6 +1804,7 @@
         <w:tc>
           <w:tcPr>
             <w:tcW w:type="dxa" w:w="6048"/>
+            <w:shd w:val="clear" w:fill="F4F8FA"/>
             <w:tcMar>
               <w:top w:w="80" w:type="dxa"/>
               <w:start w:w="120" w:type="dxa"/>
@@ -1700,7 +1835,6 @@
         <w:tc>
           <w:tcPr>
             <w:tcW w:type="dxa" w:w="3168"/>
-            <w:shd w:val="clear" w:fill="F4F8FA"/>
             <w:tcMar>
               <w:top w:w="80" w:type="dxa"/>
               <w:start w:w="120" w:type="dxa"/>
@@ -1729,7 +1863,6 @@
         <w:tc>
           <w:tcPr>
             <w:tcW w:type="dxa" w:w="6048"/>
-            <w:shd w:val="clear" w:fill="F4F8FA"/>
             <w:tcMar>
               <w:top w:w="80" w:type="dxa"/>
               <w:start w:w="120" w:type="dxa"/>
@@ -1760,6 +1893,7 @@
         <w:tc>
           <w:tcPr>
             <w:tcW w:type="dxa" w:w="3168"/>
+            <w:shd w:val="clear" w:fill="F4F8FA"/>
             <w:tcMar>
               <w:top w:w="80" w:type="dxa"/>
               <w:start w:w="120" w:type="dxa"/>
@@ -1788,6 +1922,7 @@
         <w:tc>
           <w:tcPr>
             <w:tcW w:type="dxa" w:w="6048"/>
+            <w:shd w:val="clear" w:fill="F4F8FA"/>
             <w:tcMar>
               <w:top w:w="80" w:type="dxa"/>
               <w:start w:w="120" w:type="dxa"/>
@@ -1818,7 +1953,6 @@
         <w:tc>
           <w:tcPr>
             <w:tcW w:type="dxa" w:w="3168"/>
-            <w:shd w:val="clear" w:fill="F4F8FA"/>
             <w:tcMar>
               <w:top w:w="80" w:type="dxa"/>
               <w:start w:w="120" w:type="dxa"/>
@@ -1847,7 +1981,6 @@
         <w:tc>
           <w:tcPr>
             <w:tcW w:type="dxa" w:w="6048"/>
-            <w:shd w:val="clear" w:fill="F4F8FA"/>
             <w:tcMar>
               <w:top w:w="80" w:type="dxa"/>
               <w:start w:w="120" w:type="dxa"/>
@@ -1878,6 +2011,7 @@
         <w:tc>
           <w:tcPr>
             <w:tcW w:type="dxa" w:w="3168"/>
+            <w:shd w:val="clear" w:fill="F4F8FA"/>
             <w:tcMar>
               <w:top w:w="80" w:type="dxa"/>
               <w:start w:w="120" w:type="dxa"/>
@@ -1906,6 +2040,7 @@
         <w:tc>
           <w:tcPr>
             <w:tcW w:type="dxa" w:w="6048"/>
+            <w:shd w:val="clear" w:fill="F4F8FA"/>
             <w:tcMar>
               <w:top w:w="80" w:type="dxa"/>
               <w:start w:w="120" w:type="dxa"/>

--- a/DOC/KH/NF-DOC-002_របាយការណ៍ប្រព័ន្ធ_KH.docx
+++ b/DOC/KH/NF-DOC-002_របាយការណ៍ប្រព័ន្ធ_KH.docx
@@ -1366,7 +1366,92 @@
           <w:color w:val="0B1F2E"/>
           <w:sz w:val="21"/>
         </w:rPr>
-        <w:t>ABA PayWay API អនុញ្ញាតឱ្យមានការផ្ទៀងផ្ទាត់ការទូទាត់តាមរយៈ webhook។</w:t>
+        <w:t>ABA PayWay Purchase API ផ្តល់ការទូទាត់តាមទំព័រកម្មវិធី (hosted checkout) សម្រាប់ការសងប្រាក់កម្ចី។ អតិថិជនជ្រើសរើសចំនួនទឹកប្រាក់ រួចត្រូវបានដឹកជញ្ជូន ទៅកាន់ទំព័រទូទាត់ដែលមានសុវត្ថិភាពរបស់ ABA (view_type: hosted_view) ដែលអាចទូទាត់តាម KHQR, ABA PAY ឬប័ណ្ណ។</w:t>
+      </w:r>
+    </w:p>
+    <w:p>
+      <w:pPr>
+        <w:pStyle w:val="ListBullet"/>
+        <w:spacing w:after="60"/>
+        <w:ind w:left="432"/>
+      </w:pPr>
+      <w:r>
+        <w:rPr>
+          <w:rFonts w:ascii="Khmer OS Siemreap" w:hAnsi="Khmer OS Siemreap" w:cs="Khmer OS Siemreap"/>
+          <w:b w:val="0"/>
+          <w:i w:val="0"/>
+          <w:color w:val="0B1F2E"/>
+          <w:sz w:val="21"/>
+        </w:rPr>
+        <w:t>Sandbox mode សកម្មបច្ចុប្បន្ន (checkout-sandbox.payway.com.kh)</w:t>
+      </w:r>
+    </w:p>
+    <w:p>
+      <w:pPr>
+        <w:pStyle w:val="ListBullet"/>
+        <w:spacing w:after="60"/>
+        <w:ind w:left="432"/>
+      </w:pPr>
+      <w:r>
+        <w:rPr>
+          <w:rFonts w:ascii="Khmer OS Siemreap" w:hAnsi="Khmer OS Siemreap" w:cs="Khmer OS Siemreap"/>
+          <w:b w:val="0"/>
+          <w:i w:val="0"/>
+          <w:color w:val="0B1F2E"/>
+          <w:sz w:val="21"/>
+        </w:rPr>
+        <w:t>Hosted checkout ជាមួយ view_type=hosted_view និង payment_gate=0</w:t>
+      </w:r>
+    </w:p>
+    <w:p>
+      <w:pPr>
+        <w:pStyle w:val="ListBullet"/>
+        <w:spacing w:after="60"/>
+        <w:ind w:left="432"/>
+      </w:pPr>
+      <w:r>
+        <w:rPr>
+          <w:rFonts w:ascii="Khmer OS Siemreap" w:hAnsi="Khmer OS Siemreap" w:cs="Khmer OS Siemreap"/>
+          <w:b w:val="0"/>
+          <w:i w:val="0"/>
+          <w:color w:val="0B1F2E"/>
+          <w:sz w:val="21"/>
+        </w:rPr>
+        <w:t>HMAC-SHA512 signature លើរាល់សំណើ purchase (24-field fixed hash order)</w:t>
+      </w:r>
+    </w:p>
+    <w:p>
+      <w:pPr>
+        <w:pStyle w:val="ListBullet"/>
+        <w:spacing w:after="60"/>
+        <w:ind w:left="432"/>
+      </w:pPr>
+      <w:r>
+        <w:rPr>
+          <w:rFonts w:ascii="Khmer OS Siemreap" w:hAnsi="Khmer OS Siemreap" w:cs="Khmer OS Siemreap"/>
+          <w:b w:val="0"/>
+          <w:i w:val="0"/>
+          <w:color w:val="0B1F2E"/>
+          <w:sz w:val="21"/>
+        </w:rPr>
+        <w:t>Return / cancel redirects ទៅកាន់ /payment/success និង /payment/cancel</w:t>
+      </w:r>
+    </w:p>
+    <w:p>
+      <w:pPr>
+        <w:pStyle w:val="ListBullet"/>
+        <w:spacing w:after="60"/>
+        <w:ind w:left="432"/>
+      </w:pPr>
+      <w:r>
+        <w:rPr>
+          <w:rFonts w:ascii="Khmer OS Siemreap" w:hAnsi="Khmer OS Siemreap" w:cs="Khmer OS Siemreap"/>
+          <w:b w:val="0"/>
+          <w:i w:val="0"/>
+          <w:color w:val="0B1F2E"/>
+          <w:sz w:val="21"/>
+        </w:rPr>
+        <w:t>Webhook callback + GET return handler ផ្ទៀងផ្ទាត់ និងរក្សាទុកការទូទាត់</w:t>
       </w:r>
     </w:p>
     <w:p>
